--- a/周报/邓杰瑞5.docx
+++ b/周报/邓杰瑞5.docx
@@ -347,10 +347,28 @@
             <w:pPr>
               <w:textAlignment w:val="top"/>
               <w:rPr>
+                <w:rFonts w:ascii="宋体" w:eastAsia="宋体" w:hAnsi="宋体" w:cs="宋体" w:hint="eastAsia"/>
+                <w:color w:val="000000"/>
+                <w:lang w:bidi="ar"/>
+              </w:rPr>
+            </w:pPr>
+            <w:r>
+              <w:rPr>
                 <w:rFonts w:ascii="宋体" w:eastAsia="宋体" w:hAnsi="宋体" w:cs="宋体"/>
                 <w:color w:val="000000"/>
                 <w:lang w:bidi="ar"/>
               </w:rPr>
+              <w:t>  参与需求审查，调整数据存储和安全性要求</w:t>
+            </w:r>
+          </w:p>
+          <w:p>
+            <w:pPr>
+              <w:textAlignment w:val="top"/>
+              <w:rPr>
+                <w:rFonts w:ascii="宋体" w:eastAsia="宋体" w:hAnsi="宋体" w:cs="宋体" w:hint="eastAsia"/>
+                <w:color w:val="000000"/>
+                <w:lang w:bidi="ar"/>
+              </w:rPr>
             </w:pPr>
             <w:r>
               <w:rPr>
@@ -358,17 +376,35 @@
                 <w:color w:val="000000"/>
                 <w:lang w:bidi="ar"/>
               </w:rPr>
-              <w:t>  参与需求审查，调整数据存储和安全性要求</w:t>
+              <w:t>  研究数据库架构，讨论数据存储方案的可扩展性和访问效率</w:t>
             </w:r>
           </w:p>
           <w:p>
             <w:pPr>
               <w:textAlignment w:val="top"/>
               <w:rPr>
+                <w:rFonts w:ascii="宋体" w:eastAsia="宋体" w:hAnsi="宋体" w:cs="宋体" w:hint="eastAsia"/>
+                <w:color w:val="000000"/>
+                <w:lang w:bidi="ar"/>
+              </w:rPr>
+            </w:pPr>
+            <w:r>
+              <w:rPr>
                 <w:rFonts w:ascii="宋体" w:eastAsia="宋体" w:hAnsi="宋体" w:cs="宋体"/>
                 <w:color w:val="000000"/>
                 <w:lang w:bidi="ar"/>
               </w:rPr>
+              <w:t>  初步设计数据库结构，划分用户数据、生理数据、健康建议等表</w:t>
+            </w:r>
+          </w:p>
+          <w:p>
+            <w:pPr>
+              <w:textAlignment w:val="top"/>
+              <w:rPr>
+                <w:rFonts w:ascii="宋体" w:eastAsia="宋体" w:hAnsi="宋体" w:cs="宋体" w:hint="eastAsia"/>
+                <w:color w:val="000000"/>
+                <w:lang w:bidi="ar"/>
+              </w:rPr>
             </w:pPr>
             <w:r>
               <w:rPr>
@@ -376,68 +412,32 @@
                 <w:color w:val="000000"/>
                 <w:lang w:bidi="ar"/>
               </w:rPr>
-              <w:t>  研究数据库架构，讨论数据存储方案的可扩展性和访问效率</w:t>
+              <w:t>  讨论数据加密方案，确保用户隐私安全</w:t>
             </w:r>
           </w:p>
           <w:p>
             <w:pPr>
               <w:textAlignment w:val="top"/>
               <w:rPr>
-                <w:rFonts w:ascii="宋体" w:eastAsia="宋体" w:hAnsi="宋体" w:cs="宋体"/>
-                <w:color w:val="000000"/>
-                <w:lang w:bidi="ar"/>
-              </w:rPr>
-            </w:pPr>
-            <w:r>
-              <w:rPr>
-                <w:rFonts w:ascii="宋体" w:eastAsia="宋体" w:hAnsi="宋体" w:cs="宋体"/>
-                <w:color w:val="000000"/>
-                <w:lang w:bidi="ar"/>
-              </w:rPr>
-              <w:t>  初步设计数据库结构，划分用户数据、生理数据、健康建议等表</w:t>
+                <w:rFonts w:ascii="宋体" w:eastAsia="宋体" w:hAnsi="宋体" w:cs="宋体" w:hint="eastAsia"/>
+                <w:color w:val="000000"/>
+                <w:lang w:bidi="ar"/>
+              </w:rPr>
+            </w:pPr>
+            <w:r>
+              <w:rPr>
+                <w:rFonts w:ascii="宋体" w:eastAsia="宋体" w:hAnsi="宋体" w:cs="宋体" w:hint="eastAsia"/>
+                <w:color w:val="000000"/>
+                <w:lang w:bidi="ar"/>
+              </w:rPr>
+              <w:t>未完成的内容：</w:t>
             </w:r>
           </w:p>
           <w:p>
             <w:pPr>
               <w:textAlignment w:val="top"/>
               <w:rPr>
-                <w:rFonts w:ascii="宋体" w:eastAsia="宋体" w:hAnsi="宋体" w:cs="宋体"/>
-                <w:color w:val="000000"/>
-                <w:lang w:bidi="ar"/>
-              </w:rPr>
-            </w:pPr>
-            <w:r>
-              <w:rPr>
-                <w:rFonts w:ascii="宋体" w:eastAsia="宋体" w:hAnsi="宋体" w:cs="宋体"/>
-                <w:color w:val="000000"/>
-                <w:lang w:bidi="ar"/>
-              </w:rPr>
-              <w:t>  讨论数据加密方案，确保用户隐私安全</w:t>
-            </w:r>
-          </w:p>
-          <w:p>
-            <w:pPr>
-              <w:textAlignment w:val="top"/>
-              <w:rPr>
-                <w:rFonts w:ascii="宋体" w:eastAsia="宋体" w:hAnsi="宋体" w:cs="宋体" w:hint="eastAsia"/>
-                <w:color w:val="000000"/>
-                <w:lang w:bidi="ar"/>
-              </w:rPr>
-            </w:pPr>
-            <w:r>
-              <w:rPr>
-                <w:rFonts w:ascii="宋体" w:eastAsia="宋体" w:hAnsi="宋体" w:cs="宋体" w:hint="eastAsia"/>
-                <w:color w:val="000000"/>
-                <w:lang w:bidi="ar"/>
-              </w:rPr>
-              <w:t>未完成的内容：</w:t>
-            </w:r>
-          </w:p>
-          <w:p>
-            <w:pPr>
-              <w:textAlignment w:val="top"/>
-              <w:rPr>
-                <w:rFonts w:ascii="宋体" w:eastAsia="宋体" w:hAnsi="宋体" w:cs="宋体"/>
+                <w:rFonts w:ascii="宋体" w:eastAsia="宋体" w:hAnsi="宋体" w:cs="宋体" w:hint="eastAsia"/>
                 <w:color w:val="000000"/>
                 <w:lang w:bidi="ar"/>
               </w:rPr>
@@ -586,7 +586,7 @@
             <w:pPr>
               <w:textAlignment w:val="top"/>
               <w:rPr>
-                <w:rFonts w:ascii="宋体" w:eastAsia="宋体" w:hAnsi="宋体" w:cs="宋体"/>
+                <w:rFonts w:ascii="宋体" w:eastAsia="宋体" w:hAnsi="宋体" w:cs="宋体" w:hint="eastAsia"/>
                 <w:color w:val="000000"/>
                 <w:lang w:bidi="ar"/>
               </w:rPr>
@@ -735,7 +735,7 @@
             <w:pPr>
               <w:textAlignment w:val="top"/>
               <w:rPr>
-                <w:rFonts w:ascii="宋体" w:eastAsia="宋体" w:hAnsi="宋体" w:cs="宋体"/>
+                <w:rFonts w:ascii="宋体" w:eastAsia="宋体" w:hAnsi="宋体" w:cs="宋体" w:hint="eastAsia"/>
                 <w:color w:val="000000"/>
                 <w:lang w:bidi="ar"/>
               </w:rPr>
@@ -984,10 +984,28 @@
             <w:pPr>
               <w:textAlignment w:val="top"/>
               <w:rPr>
+                <w:rFonts w:ascii="宋体" w:eastAsia="宋体" w:hAnsi="宋体" w:cs="宋体" w:hint="eastAsia"/>
+                <w:color w:val="000000"/>
+                <w:lang w:bidi="ar"/>
+              </w:rPr>
+            </w:pPr>
+            <w:r>
+              <w:rPr>
                 <w:rFonts w:ascii="宋体" w:eastAsia="宋体" w:hAnsi="宋体" w:cs="宋体"/>
                 <w:color w:val="000000"/>
                 <w:lang w:bidi="ar"/>
               </w:rPr>
+              <w:t>  完成数据库结构设计，优化数据存取方式</w:t>
+            </w:r>
+          </w:p>
+          <w:p>
+            <w:pPr>
+              <w:textAlignment w:val="top"/>
+              <w:rPr>
+                <w:rFonts w:ascii="宋体" w:eastAsia="宋体" w:hAnsi="宋体" w:cs="宋体" w:hint="eastAsia"/>
+                <w:color w:val="000000"/>
+                <w:lang w:bidi="ar"/>
+              </w:rPr>
             </w:pPr>
             <w:r>
               <w:rPr>
@@ -995,54 +1013,26 @@
                 <w:color w:val="000000"/>
                 <w:lang w:bidi="ar"/>
               </w:rPr>
-              <w:t>  完成数据库结构设计，优化数据存取方式</w:t>
+              <w:t>  研究数据同步策略，确保多设备访问数据的一致性</w:t>
             </w:r>
           </w:p>
           <w:p>
             <w:pPr>
               <w:textAlignment w:val="top"/>
               <w:rPr>
+                <w:rFonts w:ascii="宋体" w:eastAsia="宋体" w:hAnsi="宋体" w:cs="宋体" w:hint="eastAsia"/>
+                <w:color w:val="000000"/>
+                <w:lang w:bidi="ar"/>
+              </w:rPr>
+            </w:pPr>
+            <w:r>
+              <w:rPr>
                 <w:rFonts w:ascii="宋体" w:eastAsia="宋体" w:hAnsi="宋体" w:cs="宋体"/>
                 <w:color w:val="000000"/>
                 <w:lang w:bidi="ar"/>
               </w:rPr>
-            </w:pPr>
-            <w:r>
-              <w:rPr>
-                <w:rFonts w:ascii="宋体" w:eastAsia="宋体" w:hAnsi="宋体" w:cs="宋体"/>
-                <w:color w:val="000000"/>
-                <w:lang w:bidi="ar"/>
-              </w:rPr>
-              <w:t>  研究数据同步策略，确保多设备访问数据的一致性</w:t>
-            </w:r>
-          </w:p>
-          <w:p>
-            <w:pPr>
-              <w:textAlignment w:val="top"/>
-              <w:rPr>
-                <w:rFonts w:ascii="宋体" w:eastAsia="宋体" w:hAnsi="宋体" w:cs="宋体"/>
-                <w:color w:val="000000"/>
-                <w:lang w:bidi="ar"/>
-              </w:rPr>
-            </w:pPr>
-            <w:r>
-              <w:rPr>
-                <w:rFonts w:ascii="宋体" w:eastAsia="宋体" w:hAnsi="宋体" w:cs="宋体"/>
-                <w:color w:val="000000"/>
-                <w:lang w:bidi="ar"/>
-              </w:rPr>
               <w:t>  进行数据加密测试，验证隐私保护方案的有效性</w:t>
             </w:r>
-          </w:p>
-          <w:p>
-            <w:pPr>
-              <w:textAlignment w:val="top"/>
-              <w:rPr>
-                <w:rFonts w:ascii="宋体" w:eastAsia="宋体" w:hAnsi="宋体" w:cs="宋体" w:hint="eastAsia"/>
-                <w:color w:val="000000"/>
-                <w:lang w:bidi="ar"/>
-              </w:rPr>
-            </w:pPr>
           </w:p>
         </w:tc>
       </w:tr>
@@ -1900,6 +1890,7 @@
   <w:style w:type="character" w:default="1" w:styleId="a0">
     <w:name w:val="Default Paragraph Font"/>
     <w:uiPriority w:val="1"/>
+    <w:semiHidden/>
     <w:unhideWhenUsed/>
   </w:style>
   <w:style w:type="table" w:default="1" w:styleId="a1">
